--- a/public/lesson-22.docx
+++ b/public/lesson-22.docx
@@ -6,284 +6,1091 @@
       <w:pPr>
         <w:pStyle w:val="Heading2"/>
         <w:rPr>
-          <w:b w:val="0"/>
-          <w:i w:val="0"/>
           <w:lang w:val="ru-RU"/>
         </w:rPr>
       </w:pPr>
       <w:r>
         <w:rPr>
-          <w:b w:val="0"/>
-          <w:i w:val="0"/>
-          <w:lang w:val="ru-RU"/>
-        </w:rPr>
-        <w:t>Урок 22. Проблемы эпикурейцев</w:t>
+          <w:lang w:val="ru-RU"/>
+        </w:rPr>
+        <w:t>Проблемы эпикурейцев</w:t>
       </w:r>
     </w:p>
     <w:p>
       <w:pPr>
+        <w:pStyle w:val="Heading3"/>
         <w:rPr>
           <w:lang w:val="ru-RU"/>
         </w:rPr>
       </w:pPr>
       <w:r>
         <w:rPr>
-          <w:b/>
           <w:lang w:val="ru-RU"/>
         </w:rPr>
         <w:t>Проблемы с достижением блага</w:t>
-      </w:r>
-      <w:r>
-        <w:rPr>
-          <w:lang w:val="ru-RU"/>
-        </w:rPr>
-        <w:t xml:space="preserve"> Эпикур употребляет термин </w:t>
-      </w:r>
-      <w:r>
-        <w:rPr>
-          <w:b/>
-          <w:i/>
-          <w:lang w:val="ru-RU"/>
-        </w:rPr>
-        <w:t>дейсидаимония</w:t>
-      </w:r>
-      <w:r>
-        <w:rPr>
-          <w:lang w:val="ru-RU"/>
-        </w:rPr>
-        <w:t xml:space="preserve"> (благоговейный трепет) для обозначения чувства безысходности. Именно в это состояние вводят нас боги из первого тезиса тетрафармикона. </w:t>
-      </w:r>
-      <w:r>
-        <w:rPr>
-          <w:i/>
-          <w:lang w:val="ru-RU"/>
-        </w:rPr>
-        <w:t>Фобос</w:t>
-      </w:r>
-      <w:r>
-        <w:rPr>
-          <w:lang w:val="ru-RU"/>
-        </w:rPr>
-        <w:t xml:space="preserve"> противопоставляется этому чувству как страх более локальный, страх какой-то частности. Первый тезис Эпикура помогает избавиться только от </w:t>
-      </w:r>
-      <w:r>
-        <w:rPr>
-          <w:i/>
-          <w:lang w:val="ru-RU"/>
-        </w:rPr>
-        <w:t>дейсидаймонии</w:t>
-      </w:r>
-      <w:r>
-        <w:rPr>
-          <w:lang w:val="ru-RU"/>
-        </w:rPr>
-        <w:t xml:space="preserve">, но от </w:t>
-      </w:r>
-      <w:r>
-        <w:rPr>
-          <w:i/>
-          <w:lang w:val="ru-RU"/>
-        </w:rPr>
-        <w:t>фобоса</w:t>
-      </w:r>
-      <w:r>
-        <w:rPr>
-          <w:lang w:val="ru-RU"/>
-        </w:rPr>
-        <w:t xml:space="preserve"> — нет. Его «картина мира» заключается в том, что всегда есть множество альтернативных вариантов существования, от жизни после смерти до других вариантов бессмертия, и в них входят в том числе самые страшные и нежеланные сценарии. А выбирать эти сценарии мы не в состоянии. </w:t>
-      </w:r>
-      <w:r>
-        <w:rPr>
-          <w:i/>
-          <w:lang w:val="ru-RU"/>
-        </w:rPr>
-        <w:t>В любой системе, в которой введен паренклесис, возможен подобный риск</w:t>
-      </w:r>
-      <w:r>
-        <w:rPr>
-          <w:lang w:val="ru-RU"/>
-        </w:rPr>
-        <w:t xml:space="preserve">. Мысль о принятии риска очень близка </w:t>
-      </w:r>
-      <w:r>
-        <w:rPr>
-          <w:i/>
-          <w:lang w:val="ru-RU"/>
-        </w:rPr>
-        <w:t>романтизму</w:t>
-      </w:r>
-      <w:r>
-        <w:rPr>
-          <w:lang w:val="ru-RU"/>
-        </w:rPr>
-        <w:t xml:space="preserve"> — направлению модерна, форме мироощущения, которая предполагает, что в античном противостоянии между благом и вредом, между позитивным и негативным, занимается негативная сторона — страдание. Страдание в романтизме проживается во всю его глубину, раздувается, чтобы посмотреть, какое новое чувство из этого выйдет. То страдание, от которого античный человек отказывается в пользу эвдеймонии, атараксии, апатии и тп, теперь является целью, а значение имеет лишь интенсивность страдания. Чем выше интенсивность, тем лучше, страдание не должно прекратиться никогда, и именно в этом заключается пари Фауста с Мефистофелем: какое бы состояние Фауст не переживал, ему не будет этого достаточно. В этом вся суть романтического субъекта. Для сравнения, в христианстве человек принимает страдания для блага будущей жизни, для спасения. В романтизме человек в принципе отказывается от спасения, бросая вызов мирозданию. Итого, раз модель Эпикура не устраняет </w:t>
-      </w:r>
-      <w:r>
-        <w:rPr>
-          <w:i/>
-          <w:lang w:val="ru-RU"/>
-        </w:rPr>
-        <w:t>фобос</w:t>
-      </w:r>
-      <w:r>
-        <w:rPr>
-          <w:lang w:val="ru-RU"/>
-        </w:rPr>
-        <w:t xml:space="preserve">, значит первый тезис </w:t>
-      </w:r>
-      <w:r>
-        <w:rPr>
-          <w:i/>
-          <w:lang w:val="ru-RU"/>
-        </w:rPr>
-        <w:t>тетрафармакона</w:t>
-      </w:r>
-      <w:r>
-        <w:rPr>
-          <w:lang w:val="ru-RU"/>
-        </w:rPr>
-        <w:t xml:space="preserve"> не позволяет добиться </w:t>
-      </w:r>
-      <w:r>
-        <w:rPr>
-          <w:i/>
-          <w:lang w:val="ru-RU"/>
-        </w:rPr>
-        <w:t>атараксии</w:t>
-      </w:r>
-      <w:r>
-        <w:rPr>
-          <w:lang w:val="ru-RU"/>
-        </w:rPr>
-        <w:t>, а значит не приводит к нужной цели. Вообще, античность в этом плане дихотомична: благо, это когда мне хорошо. Для нее нет никакого «страдания ради будущего блага» и тп. В этом смысле человек модерна испытывает «интерес» к страданиям, наносим сами себе вред, в итоге становясь на учет к психологам; почему так происходит, будет обсуждаться в курсе далее. Второй тезис тетрафармакона: смерти бояться не надо. Избавляет ли этот тезис от страха? Не совсем, потому что возможно четыре варианта, как могут пойти дела в момент (или перед моментом) смерти. Допустим, человек выстреливает себе в голову из пистолета. Со стороны внешнего наблюдателя констатируется смерть, но что происходит с самоубийцей с его точки зрения? Если встреча со смертью от первого лица невозможна, когда умирание растянется на вечность, ведь личный опыт не может прекратиться технически. Вариант с вечным агонизированием можно сравнить с попаданием в ад, а такая вероятность точно не избавляет от страха. Причем между смертью и обмороком (сном и другими временными явлениями потери сознания) есть принципиальная разница: после обморока человек приходит в сознание и констатирует этот самый обморок, поэтому погружение в обморок не будет вечным, как умирание.</w:t>
       </w:r>
     </w:p>
     <w:p>
       <w:pPr>
         <w:rPr>
+          <w:rFonts w:ascii="Times New Roman" w:hAnsi="Times New Roman" w:cs="Times New Roman"/>
+          <w:sz w:val="24"/>
+          <w:szCs w:val="24"/>
           <w:lang w:val="ru-RU"/>
         </w:rPr>
       </w:pPr>
       <w:r>
         <w:rPr>
-          <w:lang w:val="ru-RU"/>
-        </w:rPr>
-        <w:t>Есть ещё один вариант смерти: Если жизнь это довольно конечная по продолжительности часть опыта, ограниченная бесконечным опытом смерти, то какова вероятность того, что сейчас переживается именно жизнь? Эта вероятность стремится к нулю чисто математически и равно 0,00000…1% (хотя с другой стороны, если умирание уже произошло и сейчас происходит вечная агония, значит худшее уже позади, а в этом есть некое успокоение, впрочем, не всеуспокаивающее).</w:t>
+          <w:rFonts w:ascii="Times New Roman" w:hAnsi="Times New Roman" w:cs="Times New Roman"/>
+          <w:sz w:val="24"/>
+          <w:szCs w:val="24"/>
+          <w:lang w:val="ru-RU"/>
+        </w:rPr>
+        <w:t>Эпикур употребляет термин</w:t>
+      </w:r>
+      <w:r>
+        <w:rPr>
+          <w:rFonts w:ascii="Times New Roman" w:hAnsi="Times New Roman" w:cs="Times New Roman"/>
+          <w:sz w:val="24"/>
+          <w:szCs w:val="24"/>
+          <w:lang w:val="ru-RU"/>
+        </w:rPr>
+        <w:t xml:space="preserve"> </w:t>
+      </w:r>
+      <w:proofErr w:type="spellStart"/>
+      <w:r>
+        <w:rPr>
+          <w:rFonts w:ascii="Times New Roman" w:hAnsi="Times New Roman" w:cs="Times New Roman"/>
+          <w:sz w:val="24"/>
+          <w:szCs w:val="24"/>
+          <w:lang w:val="ru-RU"/>
+        </w:rPr>
+        <w:t>δεισιδ</w:t>
+      </w:r>
+      <w:proofErr w:type="spellEnd"/>
+      <w:r>
+        <w:rPr>
+          <w:rFonts w:ascii="Times New Roman" w:hAnsi="Times New Roman" w:cs="Times New Roman"/>
+          <w:sz w:val="24"/>
+          <w:szCs w:val="24"/>
+          <w:lang w:val="ru-RU"/>
+        </w:rPr>
+        <w:t>α</w:t>
+      </w:r>
+      <w:proofErr w:type="spellStart"/>
+      <w:r>
+        <w:rPr>
+          <w:rFonts w:ascii="Times New Roman" w:hAnsi="Times New Roman" w:cs="Times New Roman"/>
+          <w:sz w:val="24"/>
+          <w:szCs w:val="24"/>
+          <w:lang w:val="ru-RU"/>
+        </w:rPr>
+        <w:t>ιμονί</w:t>
+      </w:r>
+      <w:proofErr w:type="spellEnd"/>
+      <w:r>
+        <w:rPr>
+          <w:rFonts w:ascii="Times New Roman" w:hAnsi="Times New Roman" w:cs="Times New Roman"/>
+          <w:sz w:val="24"/>
+          <w:szCs w:val="24"/>
+          <w:lang w:val="ru-RU"/>
+        </w:rPr>
+        <w:t>α</w:t>
+      </w:r>
+      <w:r>
+        <w:rPr>
+          <w:rFonts w:ascii="Times New Roman" w:hAnsi="Times New Roman" w:cs="Times New Roman"/>
+          <w:sz w:val="24"/>
+          <w:szCs w:val="24"/>
+          <w:lang w:val="ru-RU"/>
+        </w:rPr>
+        <w:t xml:space="preserve"> </w:t>
+      </w:r>
+      <w:r>
+        <w:rPr>
+          <w:rFonts w:ascii="Times New Roman" w:hAnsi="Times New Roman" w:cs="Times New Roman"/>
+          <w:sz w:val="24"/>
+          <w:szCs w:val="24"/>
+          <w:lang w:val="ru-RU"/>
+        </w:rPr>
+        <w:t>[</w:t>
+      </w:r>
+      <w:proofErr w:type="spellStart"/>
+      <w:r>
+        <w:rPr>
+          <w:rFonts w:ascii="Times New Roman" w:hAnsi="Times New Roman" w:cs="Times New Roman"/>
+          <w:b/>
+          <w:iCs/>
+          <w:sz w:val="24"/>
+          <w:szCs w:val="24"/>
+          <w:lang w:val="ru-RU"/>
+        </w:rPr>
+        <w:t>дейсидаимония</w:t>
+      </w:r>
+      <w:proofErr w:type="spellEnd"/>
+      <w:r>
+        <w:rPr>
+          <w:rFonts w:ascii="Times New Roman" w:hAnsi="Times New Roman" w:cs="Times New Roman"/>
+          <w:bCs/>
+          <w:iCs/>
+          <w:sz w:val="24"/>
+          <w:szCs w:val="24"/>
+          <w:lang w:val="ru-RU"/>
+        </w:rPr>
+        <w:t>]</w:t>
+      </w:r>
+      <w:r>
+        <w:rPr>
+          <w:rFonts w:ascii="Times New Roman" w:hAnsi="Times New Roman" w:cs="Times New Roman"/>
+          <w:sz w:val="24"/>
+          <w:szCs w:val="24"/>
+          <w:lang w:val="ru-RU"/>
+        </w:rPr>
+        <w:t xml:space="preserve"> (благоговейный трепет) для обозначения чувства безысходности. Именно в это состояние вводят нас боги из первого тезиса </w:t>
+      </w:r>
+      <w:proofErr w:type="spellStart"/>
+      <w:r>
+        <w:rPr>
+          <w:rFonts w:ascii="Times New Roman" w:hAnsi="Times New Roman" w:cs="Times New Roman"/>
+          <w:i/>
+          <w:iCs/>
+          <w:sz w:val="24"/>
+          <w:szCs w:val="24"/>
+          <w:lang w:val="ru-RU"/>
+        </w:rPr>
+        <w:t>тетрафарм</w:t>
+      </w:r>
+      <w:r>
+        <w:rPr>
+          <w:rFonts w:ascii="Times New Roman" w:hAnsi="Times New Roman" w:cs="Times New Roman"/>
+          <w:i/>
+          <w:iCs/>
+          <w:sz w:val="24"/>
+          <w:szCs w:val="24"/>
+          <w:lang w:val="ru-RU"/>
+        </w:rPr>
+        <w:t>а</w:t>
+      </w:r>
+      <w:r>
+        <w:rPr>
+          <w:rFonts w:ascii="Times New Roman" w:hAnsi="Times New Roman" w:cs="Times New Roman"/>
+          <w:i/>
+          <w:iCs/>
+          <w:sz w:val="24"/>
+          <w:szCs w:val="24"/>
+          <w:lang w:val="ru-RU"/>
+        </w:rPr>
+        <w:t>кона</w:t>
+      </w:r>
+      <w:proofErr w:type="spellEnd"/>
+      <w:r>
+        <w:rPr>
+          <w:rFonts w:ascii="Times New Roman" w:hAnsi="Times New Roman" w:cs="Times New Roman"/>
+          <w:sz w:val="24"/>
+          <w:szCs w:val="24"/>
+          <w:lang w:val="ru-RU"/>
+        </w:rPr>
+        <w:t xml:space="preserve">. </w:t>
+      </w:r>
+      <w:r>
+        <w:rPr>
+          <w:rFonts w:ascii="Times New Roman" w:hAnsi="Times New Roman" w:cs="Times New Roman"/>
+          <w:i/>
+          <w:sz w:val="24"/>
+          <w:szCs w:val="24"/>
+          <w:lang w:val="ru-RU"/>
+        </w:rPr>
+        <w:t>Фобос</w:t>
+      </w:r>
+      <w:r>
+        <w:rPr>
+          <w:rFonts w:ascii="Times New Roman" w:hAnsi="Times New Roman" w:cs="Times New Roman"/>
+          <w:sz w:val="24"/>
+          <w:szCs w:val="24"/>
+          <w:lang w:val="ru-RU"/>
+        </w:rPr>
+        <w:t xml:space="preserve"> противопоставляется этому чувству как страх более локальный, страх какой-то частности.</w:t>
       </w:r>
     </w:p>
     <w:p>
       <w:pPr>
         <w:rPr>
+          <w:rFonts w:ascii="Times New Roman" w:hAnsi="Times New Roman" w:cs="Times New Roman"/>
+          <w:sz w:val="24"/>
+          <w:szCs w:val="24"/>
           <w:lang w:val="ru-RU"/>
         </w:rPr>
       </w:pPr>
       <w:r>
         <w:rPr>
-          <w:b/>
-          <w:lang w:val="ru-RU"/>
-        </w:rPr>
-        <w:t>О чувственно воспринимаемом</w:t>
-      </w:r>
-      <w:r>
-        <w:rPr>
-          <w:lang w:val="ru-RU"/>
-        </w:rPr>
-        <w:t xml:space="preserve"> Вся античная этика исходит из того, что чувственно воспринимаемая информация не дает нам истинного понимания того, как устроен мир. Человек модерна может сказать, что организм, созданный для решения проблем эволюции, как раз </w:t>
-      </w:r>
-      <w:r>
-        <w:rPr>
-          <w:lang w:val="ru-RU"/>
-        </w:rPr>
-        <w:lastRenderedPageBreak/>
-        <w:t xml:space="preserve">наоборот «специально» игнорирует многие ненужные для решения своей задачи аспекты мира. В этом смысле Эпикур также непохож на всех остальных мыслителей античности, доверяя </w:t>
-      </w:r>
-      <w:r>
-        <w:rPr>
-          <w:b/>
+          <w:rFonts w:ascii="Times New Roman" w:hAnsi="Times New Roman" w:cs="Times New Roman"/>
+          <w:sz w:val="24"/>
+          <w:szCs w:val="24"/>
+          <w:lang w:val="ru-RU"/>
+        </w:rPr>
+        <w:t xml:space="preserve">Первый тезис </w:t>
+      </w:r>
+      <w:proofErr w:type="spellStart"/>
+      <w:r>
+        <w:rPr>
+          <w:rFonts w:ascii="Times New Roman" w:hAnsi="Times New Roman" w:cs="Times New Roman"/>
           <w:i/>
-        </w:rPr>
-        <w:t>sensus</w:t>
-      </w:r>
-      <w:r>
-        <w:rPr>
-          <w:lang w:val="ru-RU"/>
-        </w:rPr>
-        <w:t xml:space="preserve"> (чувства, ощущения в смысле органов восприятия) больше, чем кто-либо другой. Он говорит, что ощущения в любом случае является неким мерилом и без них невозможна любая верификация. Возникает противоречие: мир, данный человеку чувственными ощущениями, обладает предсказуемостью, стабильностью, когда как по онтологии Эпикура атомы испытывают отклонения (</w:t>
-      </w:r>
-      <w:r>
-        <w:rPr>
-          <w:b/>
+          <w:iCs/>
+          <w:sz w:val="24"/>
+          <w:szCs w:val="24"/>
+          <w:lang w:val="ru-RU"/>
+        </w:rPr>
+        <w:t>тетрафакмакона</w:t>
+      </w:r>
+      <w:proofErr w:type="spellEnd"/>
+      <w:r>
+        <w:rPr>
+          <w:rFonts w:ascii="Times New Roman" w:hAnsi="Times New Roman" w:cs="Times New Roman"/>
+          <w:sz w:val="24"/>
+          <w:szCs w:val="24"/>
+          <w:lang w:val="ru-RU"/>
+        </w:rPr>
+        <w:t xml:space="preserve"> помогает избавиться только от </w:t>
+      </w:r>
+      <w:proofErr w:type="spellStart"/>
+      <w:r>
+        <w:rPr>
+          <w:rFonts w:ascii="Times New Roman" w:hAnsi="Times New Roman" w:cs="Times New Roman"/>
           <w:i/>
-        </w:rPr>
-        <w:t>clinamen</w:t>
-      </w:r>
-      <w:r>
-        <w:rPr>
-          <w:lang w:val="ru-RU"/>
-        </w:rPr>
-        <w:t xml:space="preserve">), делающие мир непредсказуемым. Кажется, что такая онтология создана как раз не с помощью </w:t>
-      </w:r>
-      <w:r>
-        <w:t>sensus</w:t>
-      </w:r>
-      <w:r>
-        <w:rPr>
-          <w:lang w:val="ru-RU"/>
-        </w:rPr>
-        <w:t>, а с помощью умозрения в духе Парменида Платона итп. Объяснение заключается в том, что органы чувств, с помощью которых человек фиксирует стабильность мира, состоят также из конфигурации атомов (</w:t>
-      </w:r>
-      <w:r>
-        <w:rPr>
+          <w:sz w:val="24"/>
+          <w:szCs w:val="24"/>
+          <w:lang w:val="ru-RU"/>
+        </w:rPr>
+        <w:t>дейсидаймонии</w:t>
+      </w:r>
+      <w:proofErr w:type="spellEnd"/>
+      <w:r>
+        <w:rPr>
+          <w:rFonts w:ascii="Times New Roman" w:hAnsi="Times New Roman" w:cs="Times New Roman"/>
+          <w:sz w:val="24"/>
+          <w:szCs w:val="24"/>
+          <w:lang w:val="ru-RU"/>
+        </w:rPr>
+        <w:t xml:space="preserve">, но от </w:t>
+      </w:r>
+      <w:proofErr w:type="spellStart"/>
+      <w:r>
+        <w:rPr>
+          <w:rFonts w:ascii="Times New Roman" w:hAnsi="Times New Roman" w:cs="Times New Roman"/>
           <w:i/>
-        </w:rPr>
-        <w:t>foedus</w:t>
-      </w:r>
-      <w:r>
-        <w:rPr>
-          <w:lang w:val="ru-RU"/>
-        </w:rPr>
-        <w:t xml:space="preserve">, союз, сочетание, комбинация), испытывающих отклонения. Когда речь идёт об акте восприятия, то в модели Эпикура нет разделения на субъект и объект, потому что все это составляет единую конструкцию </w:t>
-      </w:r>
-      <w:r>
-        <w:t>foedus</w:t>
-      </w:r>
-      <w:r>
-        <w:rPr>
-          <w:lang w:val="ru-RU"/>
-        </w:rPr>
-        <w:t xml:space="preserve">, которая хоть и локально, спонтанно, но связана друг с другом. Аппарат восприятия составляет одно целое с воспринимаемым. Ощущение предсказуемости по факту является спонтанной синхронизацией системы. Вот почему </w:t>
-      </w:r>
-      <w:r>
-        <w:t>sensus</w:t>
-      </w:r>
-      <w:r>
-        <w:rPr>
-          <w:lang w:val="ru-RU"/>
-        </w:rPr>
-        <w:t xml:space="preserve"> является мерилом у Эпикура. Ошибки же человек делает не в своих восприятиях, а в суждениях, которые он строит исходя из восприятий.</w:t>
+          <w:sz w:val="24"/>
+          <w:szCs w:val="24"/>
+          <w:lang w:val="ru-RU"/>
+        </w:rPr>
+        <w:t>фобоса</w:t>
+      </w:r>
+      <w:proofErr w:type="spellEnd"/>
+      <w:r>
+        <w:rPr>
+          <w:rFonts w:ascii="Times New Roman" w:hAnsi="Times New Roman" w:cs="Times New Roman"/>
+          <w:sz w:val="24"/>
+          <w:szCs w:val="24"/>
+          <w:lang w:val="ru-RU"/>
+        </w:rPr>
+        <w:t xml:space="preserve"> — нет. Его «картина мира» заключается в том, что всегда есть множество альтернативных вариантов существования, от жизни после смерти до других вариантов бессмертия, и в них входят в том числе самые страшные и нежеланные сценарии. А выбирать эти сценарии мы не в состоянии. </w:t>
+      </w:r>
+      <w:r>
+        <w:rPr>
+          <w:rFonts w:ascii="Times New Roman" w:hAnsi="Times New Roman" w:cs="Times New Roman"/>
+          <w:i/>
+          <w:sz w:val="24"/>
+          <w:szCs w:val="24"/>
+          <w:lang w:val="ru-RU"/>
+        </w:rPr>
+        <w:t xml:space="preserve">В любой системе, в которой введен </w:t>
+      </w:r>
+      <w:proofErr w:type="spellStart"/>
+      <w:r>
+        <w:rPr>
+          <w:rFonts w:ascii="Times New Roman" w:hAnsi="Times New Roman" w:cs="Times New Roman"/>
+          <w:i/>
+          <w:sz w:val="24"/>
+          <w:szCs w:val="24"/>
+          <w:lang w:val="ru-RU"/>
+        </w:rPr>
+        <w:t>паренклесис</w:t>
+      </w:r>
+      <w:proofErr w:type="spellEnd"/>
+      <w:r>
+        <w:rPr>
+          <w:rFonts w:ascii="Times New Roman" w:hAnsi="Times New Roman" w:cs="Times New Roman"/>
+          <w:i/>
+          <w:sz w:val="24"/>
+          <w:szCs w:val="24"/>
+          <w:lang w:val="ru-RU"/>
+        </w:rPr>
+        <w:t>, возможен подобный риск</w:t>
+      </w:r>
+      <w:r>
+        <w:rPr>
+          <w:rFonts w:ascii="Times New Roman" w:hAnsi="Times New Roman" w:cs="Times New Roman"/>
+          <w:sz w:val="24"/>
+          <w:szCs w:val="24"/>
+          <w:lang w:val="ru-RU"/>
+        </w:rPr>
+        <w:t>.</w:t>
       </w:r>
     </w:p>
     <w:p>
       <w:pPr>
+        <w:pStyle w:val="Quote"/>
         <w:rPr>
           <w:lang w:val="ru-RU"/>
         </w:rPr>
       </w:pPr>
       <w:r>
         <w:rPr>
+          <w:lang w:val="ru-RU"/>
+        </w:rPr>
+        <w:t>Мысль о принятии риска очень близка романтизму — направлению модерна, форме мироощущения, которая предполагает, что в античном противостоянии между благом и вредом, между позитивным и негативным, занимается негативная сторона — страдание. Страдание в романтизме проживается во всю его глубину, раздувается, чтобы посмотреть, какое новое чувство из этого выйдет.</w:t>
+      </w:r>
+      <w:r>
+        <w:rPr>
+          <w:lang w:val="ru-RU"/>
+        </w:rPr>
+        <w:t xml:space="preserve"> </w:t>
+      </w:r>
+      <w:r>
+        <w:rPr>
+          <w:lang w:val="ru-RU"/>
+        </w:rPr>
+        <w:t xml:space="preserve">То страдание, от которого античный человек отказывается в пользу </w:t>
+      </w:r>
+      <w:proofErr w:type="spellStart"/>
+      <w:r>
+        <w:rPr>
+          <w:lang w:val="ru-RU"/>
+        </w:rPr>
+        <w:t>эвдеймонии</w:t>
+      </w:r>
+      <w:proofErr w:type="spellEnd"/>
+      <w:r>
+        <w:rPr>
+          <w:lang w:val="ru-RU"/>
+        </w:rPr>
+        <w:t xml:space="preserve">, атараксии, апатии и </w:t>
+      </w:r>
+      <w:proofErr w:type="spellStart"/>
+      <w:r>
+        <w:rPr>
+          <w:lang w:val="ru-RU"/>
+        </w:rPr>
+        <w:t>тп</w:t>
+      </w:r>
+      <w:proofErr w:type="spellEnd"/>
+      <w:r>
+        <w:rPr>
+          <w:lang w:val="ru-RU"/>
+        </w:rPr>
+        <w:t xml:space="preserve">, теперь является целью, а значение имеет лишь интенсивность страдания. Чем выше интенсивность, тем лучше, страдание не должно прекратиться никогда, и именно в этом заключается пари Фауста с Мефистофелем: какое бы состояние Фауст не переживал, ему не будет этого достаточно. В этом вся суть романтического субъекта. Для сравнения, в христианстве человек принимает страдания для блага будущей жизни, для спасения. В романтизме человек в принципе отказывается от спасения, бросая вызов мирозданию. Итого, раз модель Эпикура не устраняет </w:t>
+      </w:r>
+      <w:proofErr w:type="spellStart"/>
+      <w:r>
+        <w:rPr>
+          <w:lang w:val="ru-RU"/>
+        </w:rPr>
+        <w:t>фобос</w:t>
+      </w:r>
+      <w:proofErr w:type="spellEnd"/>
+      <w:r>
+        <w:rPr>
+          <w:lang w:val="ru-RU"/>
+        </w:rPr>
+        <w:t xml:space="preserve">, значит первый тезис </w:t>
+      </w:r>
+      <w:proofErr w:type="spellStart"/>
+      <w:r>
+        <w:rPr>
+          <w:lang w:val="ru-RU"/>
+        </w:rPr>
+        <w:t>тетрафармакона</w:t>
+      </w:r>
+      <w:proofErr w:type="spellEnd"/>
+      <w:r>
+        <w:rPr>
+          <w:lang w:val="ru-RU"/>
+        </w:rPr>
+        <w:t xml:space="preserve"> не позволяет добиться атараксии, а значит не приводит к нужной цели. Вообще, античность в этом плане </w:t>
+      </w:r>
+      <w:proofErr w:type="spellStart"/>
+      <w:r>
+        <w:rPr>
+          <w:lang w:val="ru-RU"/>
+        </w:rPr>
+        <w:t>дихотомична</w:t>
+      </w:r>
+      <w:proofErr w:type="spellEnd"/>
+      <w:r>
+        <w:rPr>
+          <w:lang w:val="ru-RU"/>
+        </w:rPr>
+        <w:t>: благо</w:t>
+      </w:r>
+      <w:r>
+        <w:rPr>
+          <w:lang w:val="ru-RU"/>
+        </w:rPr>
+        <w:t xml:space="preserve"> —</w:t>
+      </w:r>
+      <w:r>
+        <w:rPr>
+          <w:lang w:val="ru-RU"/>
+        </w:rPr>
+        <w:t xml:space="preserve"> это когда мне хорошо. Для нее нет никакого «страдания ради будущего блага» и </w:t>
+      </w:r>
+      <w:proofErr w:type="spellStart"/>
+      <w:r>
+        <w:rPr>
+          <w:lang w:val="ru-RU"/>
+        </w:rPr>
+        <w:t>тп</w:t>
+      </w:r>
+      <w:proofErr w:type="spellEnd"/>
+      <w:r>
+        <w:rPr>
+          <w:lang w:val="ru-RU"/>
+        </w:rPr>
+        <w:t>. В этом смысле человек модерна испытывает «интерес» к страданиям, нанос</w:t>
+      </w:r>
+      <w:r>
+        <w:rPr>
+          <w:lang w:val="ru-RU"/>
+        </w:rPr>
+        <w:t>я</w:t>
+      </w:r>
+      <w:r>
+        <w:rPr>
+          <w:lang w:val="ru-RU"/>
+        </w:rPr>
+        <w:t xml:space="preserve"> себе вред, в итоге становясь на учет к психологам; почему так происходит, будет обсуждаться в курсе далее.</w:t>
+      </w:r>
+    </w:p>
+    <w:p>
+      <w:pPr>
+        <w:rPr>
+          <w:rFonts w:ascii="Times New Roman" w:hAnsi="Times New Roman" w:cs="Times New Roman"/>
+          <w:sz w:val="24"/>
+          <w:szCs w:val="24"/>
+          <w:lang w:val="ru-RU"/>
+        </w:rPr>
+      </w:pPr>
+      <w:r>
+        <w:rPr>
+          <w:rFonts w:ascii="Times New Roman" w:hAnsi="Times New Roman" w:cs="Times New Roman"/>
+          <w:sz w:val="24"/>
+          <w:szCs w:val="24"/>
+          <w:lang w:val="ru-RU"/>
+        </w:rPr>
+        <w:t xml:space="preserve">Второй тезис </w:t>
+      </w:r>
+      <w:proofErr w:type="spellStart"/>
+      <w:r>
+        <w:rPr>
+          <w:rFonts w:ascii="Times New Roman" w:hAnsi="Times New Roman" w:cs="Times New Roman"/>
+          <w:i/>
+          <w:iCs/>
+          <w:sz w:val="24"/>
+          <w:szCs w:val="24"/>
+          <w:lang w:val="ru-RU"/>
+        </w:rPr>
+        <w:t>тетрафармакона</w:t>
+      </w:r>
+      <w:proofErr w:type="spellEnd"/>
+      <w:r>
+        <w:rPr>
+          <w:rFonts w:ascii="Times New Roman" w:hAnsi="Times New Roman" w:cs="Times New Roman"/>
+          <w:sz w:val="24"/>
+          <w:szCs w:val="24"/>
+          <w:lang w:val="ru-RU"/>
+        </w:rPr>
+        <w:t xml:space="preserve">: </w:t>
+      </w:r>
+      <w:r>
+        <w:rPr>
+          <w:rFonts w:ascii="Times New Roman" w:hAnsi="Times New Roman" w:cs="Times New Roman"/>
           <w:b/>
+          <w:bCs/>
+          <w:sz w:val="24"/>
+          <w:szCs w:val="24"/>
+          <w:lang w:val="ru-RU"/>
+        </w:rPr>
+        <w:t>смерти бояться не надо</w:t>
+      </w:r>
+      <w:r>
+        <w:rPr>
+          <w:rFonts w:ascii="Times New Roman" w:hAnsi="Times New Roman" w:cs="Times New Roman"/>
+          <w:sz w:val="24"/>
+          <w:szCs w:val="24"/>
+          <w:lang w:val="ru-RU"/>
+        </w:rPr>
+        <w:t xml:space="preserve">. Избавляет ли этот тезис от страха? Не совсем, потому что </w:t>
+      </w:r>
+      <w:r>
+        <w:rPr>
+          <w:rFonts w:ascii="Times New Roman" w:hAnsi="Times New Roman" w:cs="Times New Roman"/>
+          <w:sz w:val="24"/>
+          <w:szCs w:val="24"/>
+          <w:lang w:val="ru-RU"/>
+        </w:rPr>
+        <w:t>философии известны</w:t>
+      </w:r>
+      <w:r>
+        <w:rPr>
+          <w:rFonts w:ascii="Times New Roman" w:hAnsi="Times New Roman" w:cs="Times New Roman"/>
+          <w:sz w:val="24"/>
+          <w:szCs w:val="24"/>
+          <w:lang w:val="ru-RU"/>
+        </w:rPr>
+        <w:t xml:space="preserve"> четыре </w:t>
+      </w:r>
+      <w:r>
+        <w:rPr>
+          <w:rFonts w:ascii="Times New Roman" w:hAnsi="Times New Roman" w:cs="Times New Roman"/>
+          <w:sz w:val="24"/>
+          <w:szCs w:val="24"/>
+          <w:lang w:val="ru-RU"/>
+        </w:rPr>
+        <w:t xml:space="preserve">разных </w:t>
+      </w:r>
+      <w:r>
+        <w:rPr>
+          <w:rFonts w:ascii="Times New Roman" w:hAnsi="Times New Roman" w:cs="Times New Roman"/>
+          <w:sz w:val="24"/>
+          <w:szCs w:val="24"/>
+          <w:lang w:val="ru-RU"/>
+        </w:rPr>
+        <w:t>варианта, как могут пойти дела в момент (или перед моментом) смерти.</w:t>
+      </w:r>
+    </w:p>
+    <w:p>
+      <w:pPr>
+        <w:rPr>
+          <w:rFonts w:ascii="Times New Roman" w:hAnsi="Times New Roman" w:cs="Times New Roman"/>
+          <w:sz w:val="24"/>
+          <w:szCs w:val="24"/>
+          <w:lang w:val="ru-RU"/>
+        </w:rPr>
+      </w:pPr>
+      <w:r>
+        <w:rPr>
+          <w:rFonts w:ascii="Times New Roman" w:hAnsi="Times New Roman" w:cs="Times New Roman"/>
+          <w:sz w:val="24"/>
+          <w:szCs w:val="24"/>
+          <w:lang w:val="ru-RU"/>
+        </w:rPr>
+        <w:t xml:space="preserve">Допустим, человек выстреливает себе в голову из пистолета. Со стороны внешнего наблюдателя констатируется смерть, но что происходит с самоубийцей с его точки зрения? Если встреча со смертью от первого лица невозможна, когда умирание растянется на вечность, ведь личный опыт не может прекратиться технически. Вариант с вечным </w:t>
+      </w:r>
+      <w:proofErr w:type="spellStart"/>
+      <w:r>
+        <w:rPr>
+          <w:rFonts w:ascii="Times New Roman" w:hAnsi="Times New Roman" w:cs="Times New Roman"/>
+          <w:sz w:val="24"/>
+          <w:szCs w:val="24"/>
+          <w:lang w:val="ru-RU"/>
+        </w:rPr>
+        <w:t>агонизированием</w:t>
+      </w:r>
+      <w:proofErr w:type="spellEnd"/>
+      <w:r>
+        <w:rPr>
+          <w:rFonts w:ascii="Times New Roman" w:hAnsi="Times New Roman" w:cs="Times New Roman"/>
+          <w:sz w:val="24"/>
+          <w:szCs w:val="24"/>
+          <w:lang w:val="ru-RU"/>
+        </w:rPr>
+        <w:t xml:space="preserve"> можно сравнить с попаданием в ад, а такая вероятность точно не избавляет от страха.</w:t>
+      </w:r>
+    </w:p>
+    <w:p>
+      <w:pPr>
+        <w:rPr>
+          <w:rFonts w:ascii="Times New Roman" w:hAnsi="Times New Roman" w:cs="Times New Roman"/>
+          <w:sz w:val="24"/>
+          <w:szCs w:val="24"/>
+          <w:lang w:val="ru-RU"/>
+        </w:rPr>
+      </w:pPr>
+      <w:r>
+        <w:rPr>
+          <w:rFonts w:ascii="Times New Roman" w:hAnsi="Times New Roman" w:cs="Times New Roman"/>
+          <w:sz w:val="24"/>
+          <w:szCs w:val="24"/>
+          <w:lang w:val="ru-RU"/>
+        </w:rPr>
+        <w:lastRenderedPageBreak/>
+        <w:t>!</w:t>
+      </w:r>
+      <w:r>
+        <w:rPr>
+          <w:rFonts w:ascii="Times New Roman" w:hAnsi="Times New Roman" w:cs="Times New Roman"/>
+          <w:sz w:val="24"/>
+          <w:szCs w:val="24"/>
+          <w:lang w:val="ru-RU"/>
+        </w:rPr>
+        <w:t xml:space="preserve"> </w:t>
+      </w:r>
+      <w:proofErr w:type="gramStart"/>
+      <w:r>
+        <w:rPr>
+          <w:rFonts w:ascii="Times New Roman" w:hAnsi="Times New Roman" w:cs="Times New Roman"/>
+          <w:sz w:val="24"/>
+          <w:szCs w:val="24"/>
+          <w:lang w:val="ru-RU"/>
+        </w:rPr>
+        <w:t>М</w:t>
+      </w:r>
+      <w:r>
+        <w:rPr>
+          <w:rFonts w:ascii="Times New Roman" w:hAnsi="Times New Roman" w:cs="Times New Roman"/>
+          <w:sz w:val="24"/>
+          <w:szCs w:val="24"/>
+          <w:lang w:val="ru-RU"/>
+        </w:rPr>
+        <w:t>ежду</w:t>
+      </w:r>
+      <w:proofErr w:type="gramEnd"/>
+      <w:r>
+        <w:rPr>
+          <w:rFonts w:ascii="Times New Roman" w:hAnsi="Times New Roman" w:cs="Times New Roman"/>
+          <w:sz w:val="24"/>
+          <w:szCs w:val="24"/>
+          <w:lang w:val="ru-RU"/>
+        </w:rPr>
+        <w:t xml:space="preserve"> смертью и обмороком (сном и другими временными явлениями потери сознания) есть принципиальная разница: после обморока человек приходит в сознание и констатирует этот самый обморок, поэтому погружение в обморок не будет вечным, как умирание.</w:t>
+      </w:r>
+    </w:p>
+    <w:p>
+      <w:pPr>
+        <w:rPr>
+          <w:rFonts w:ascii="Times New Roman" w:hAnsi="Times New Roman" w:cs="Times New Roman"/>
+          <w:sz w:val="24"/>
+          <w:szCs w:val="24"/>
+          <w:lang w:val="ru-RU"/>
+        </w:rPr>
+      </w:pPr>
+      <w:r>
+        <w:rPr>
+          <w:rFonts w:ascii="Times New Roman" w:hAnsi="Times New Roman" w:cs="Times New Roman"/>
+          <w:sz w:val="24"/>
+          <w:szCs w:val="24"/>
+          <w:lang w:val="ru-RU"/>
+        </w:rPr>
+        <w:t xml:space="preserve">Есть ещё один вариант смерти: </w:t>
+      </w:r>
+      <w:r>
+        <w:rPr>
+          <w:rFonts w:ascii="Times New Roman" w:hAnsi="Times New Roman" w:cs="Times New Roman"/>
+          <w:sz w:val="24"/>
+          <w:szCs w:val="24"/>
+          <w:lang w:val="ru-RU"/>
+        </w:rPr>
+        <w:t>е</w:t>
+      </w:r>
+      <w:r>
+        <w:rPr>
+          <w:rFonts w:ascii="Times New Roman" w:hAnsi="Times New Roman" w:cs="Times New Roman"/>
+          <w:sz w:val="24"/>
+          <w:szCs w:val="24"/>
+          <w:lang w:val="ru-RU"/>
+        </w:rPr>
+        <w:t xml:space="preserve">сли </w:t>
+      </w:r>
+      <w:r>
+        <w:rPr>
+          <w:rFonts w:ascii="Times New Roman" w:hAnsi="Times New Roman" w:cs="Times New Roman"/>
+          <w:sz w:val="24"/>
+          <w:szCs w:val="24"/>
+          <w:lang w:val="ru-RU"/>
+        </w:rPr>
+        <w:t>жизнь — это</w:t>
+      </w:r>
+      <w:r>
+        <w:rPr>
+          <w:rFonts w:ascii="Times New Roman" w:hAnsi="Times New Roman" w:cs="Times New Roman"/>
+          <w:sz w:val="24"/>
+          <w:szCs w:val="24"/>
+          <w:lang w:val="ru-RU"/>
+        </w:rPr>
+        <w:t xml:space="preserve"> довольно конечная по продолжительности часть опыта, ограниченная бесконечным опытом смерти, то какова вероятность того, что сейчас переживается именно жизнь? Эта вероятность стремится к нулю чисто математически и равно 0,00…1% (</w:t>
+      </w:r>
+      <w:r>
+        <w:rPr>
+          <w:rFonts w:ascii="Times New Roman" w:hAnsi="Times New Roman" w:cs="Times New Roman"/>
+          <w:sz w:val="24"/>
+          <w:szCs w:val="24"/>
+          <w:lang w:val="ru-RU"/>
+        </w:rPr>
+        <w:t>хотя, с другой стороны</w:t>
+      </w:r>
+      <w:r>
+        <w:rPr>
+          <w:rFonts w:ascii="Times New Roman" w:hAnsi="Times New Roman" w:cs="Times New Roman"/>
+          <w:sz w:val="24"/>
+          <w:szCs w:val="24"/>
+          <w:lang w:val="ru-RU"/>
+        </w:rPr>
+        <w:t xml:space="preserve">, если </w:t>
+      </w:r>
+      <w:r>
+        <w:rPr>
+          <w:rFonts w:ascii="Times New Roman" w:hAnsi="Times New Roman" w:cs="Times New Roman"/>
+          <w:sz w:val="24"/>
+          <w:szCs w:val="24"/>
+          <w:lang w:val="ru-RU"/>
+        </w:rPr>
+        <w:t>«</w:t>
+      </w:r>
+      <w:r>
+        <w:rPr>
+          <w:rFonts w:ascii="Times New Roman" w:hAnsi="Times New Roman" w:cs="Times New Roman"/>
+          <w:sz w:val="24"/>
+          <w:szCs w:val="24"/>
+          <w:lang w:val="ru-RU"/>
+        </w:rPr>
+        <w:t>умирание</w:t>
+      </w:r>
+      <w:r>
+        <w:rPr>
+          <w:rFonts w:ascii="Times New Roman" w:hAnsi="Times New Roman" w:cs="Times New Roman"/>
+          <w:sz w:val="24"/>
+          <w:szCs w:val="24"/>
+          <w:lang w:val="ru-RU"/>
+        </w:rPr>
+        <w:t>»</w:t>
+      </w:r>
+      <w:r>
+        <w:rPr>
+          <w:rFonts w:ascii="Times New Roman" w:hAnsi="Times New Roman" w:cs="Times New Roman"/>
+          <w:sz w:val="24"/>
+          <w:szCs w:val="24"/>
+          <w:lang w:val="ru-RU"/>
+        </w:rPr>
+        <w:t xml:space="preserve"> уже произошло и сейчас происходит вечная агония, значит худшее уже позади, а в этом есть некое успокоение, впрочем, не </w:t>
+      </w:r>
+      <w:r>
+        <w:rPr>
+          <w:rFonts w:ascii="Times New Roman" w:hAnsi="Times New Roman" w:cs="Times New Roman"/>
+          <w:sz w:val="24"/>
+          <w:szCs w:val="24"/>
+          <w:lang w:val="ru-RU"/>
+        </w:rPr>
+        <w:t>дающее безмятежности</w:t>
+      </w:r>
+      <w:r>
+        <w:rPr>
+          <w:rFonts w:ascii="Times New Roman" w:hAnsi="Times New Roman" w:cs="Times New Roman"/>
+          <w:sz w:val="24"/>
+          <w:szCs w:val="24"/>
+          <w:lang w:val="ru-RU"/>
+        </w:rPr>
+        <w:t>).</w:t>
+      </w:r>
+    </w:p>
+    <w:p>
+      <w:pPr>
+        <w:pStyle w:val="Heading2"/>
+        <w:rPr>
+          <w:lang w:val="ru-RU"/>
+        </w:rPr>
+      </w:pPr>
+      <w:r>
+        <w:rPr>
+          <w:lang w:val="ru-RU"/>
+        </w:rPr>
+        <w:t>О чувственно воспринимаемом</w:t>
+      </w:r>
+    </w:p>
+    <w:p>
+      <w:pPr>
+        <w:rPr>
+          <w:rFonts w:ascii="Times New Roman" w:hAnsi="Times New Roman" w:cs="Times New Roman"/>
+          <w:sz w:val="24"/>
+          <w:szCs w:val="24"/>
+          <w:lang w:val="ru-RU"/>
+        </w:rPr>
+      </w:pPr>
+      <w:r>
+        <w:rPr>
+          <w:rFonts w:ascii="Times New Roman" w:hAnsi="Times New Roman" w:cs="Times New Roman"/>
+          <w:sz w:val="24"/>
+          <w:szCs w:val="24"/>
+          <w:lang w:val="ru-RU"/>
+        </w:rPr>
+        <w:t xml:space="preserve">Вся античная этика исходит из того, что чувственно воспринимаемая информация не дает нам истинного понимания того, как устроен мир. Человек модерна может сказать, что организм, созданный для решения проблем эволюции, как раз наоборот «специально» игнорирует многие ненужные для решения своей задачи аспекты мира. В этом смысле Эпикур также непохож на всех остальных мыслителей античности, доверяя </w:t>
+      </w:r>
+      <w:proofErr w:type="spellStart"/>
+      <w:r>
+        <w:rPr>
+          <w:rFonts w:ascii="Times New Roman" w:hAnsi="Times New Roman" w:cs="Times New Roman"/>
+          <w:b/>
+          <w:iCs/>
+          <w:sz w:val="24"/>
+          <w:szCs w:val="24"/>
+        </w:rPr>
+        <w:t>sensus</w:t>
+      </w:r>
+      <w:proofErr w:type="spellEnd"/>
+      <w:r>
+        <w:rPr>
+          <w:rFonts w:ascii="Times New Roman" w:hAnsi="Times New Roman" w:cs="Times New Roman"/>
+          <w:sz w:val="24"/>
+          <w:szCs w:val="24"/>
+          <w:lang w:val="ru-RU"/>
+        </w:rPr>
+        <w:t xml:space="preserve"> (чувства, ощущения в смысле органов восприятия) больше, чем кто-либо другой. Он говорит, что ощущения в любом случае является неким мерилом и без них невозможна любая верификация. Возникает противоречие: мир, данный человеку чувственными ощущениями, обладает предсказуемостью, стабильностью, когда как по онтологии Эпикура атомы испытывают </w:t>
+      </w:r>
+      <w:r>
+        <w:rPr>
+          <w:rFonts w:ascii="Times New Roman" w:hAnsi="Times New Roman" w:cs="Times New Roman"/>
+          <w:b/>
+          <w:iCs/>
+          <w:sz w:val="24"/>
+          <w:szCs w:val="24"/>
+        </w:rPr>
+        <w:t>clinamen</w:t>
+      </w:r>
+      <w:r>
+        <w:rPr>
+          <w:rFonts w:ascii="Times New Roman" w:hAnsi="Times New Roman" w:cs="Times New Roman"/>
+          <w:sz w:val="24"/>
+          <w:szCs w:val="24"/>
+          <w:lang w:val="ru-RU"/>
+        </w:rPr>
+        <w:t xml:space="preserve"> </w:t>
+      </w:r>
+      <w:r>
+        <w:rPr>
+          <w:rFonts w:ascii="Times New Roman" w:hAnsi="Times New Roman" w:cs="Times New Roman"/>
+          <w:sz w:val="24"/>
+          <w:szCs w:val="24"/>
+          <w:lang w:val="ru-RU"/>
+        </w:rPr>
+        <w:t>(</w:t>
+      </w:r>
+      <w:r>
+        <w:rPr>
+          <w:rFonts w:ascii="Times New Roman" w:hAnsi="Times New Roman" w:cs="Times New Roman"/>
+          <w:sz w:val="24"/>
+          <w:szCs w:val="24"/>
+          <w:lang w:val="ru-RU"/>
+        </w:rPr>
+        <w:t>отклонения</w:t>
+      </w:r>
+      <w:r>
+        <w:rPr>
+          <w:rFonts w:ascii="Times New Roman" w:hAnsi="Times New Roman" w:cs="Times New Roman"/>
+          <w:sz w:val="24"/>
+          <w:szCs w:val="24"/>
+          <w:lang w:val="ru-RU"/>
+        </w:rPr>
+        <w:t xml:space="preserve">), делающие мир непредсказуемым. Кажется, что такая онтология создана как раз не с помощью </w:t>
+      </w:r>
+      <w:proofErr w:type="spellStart"/>
+      <w:r>
+        <w:rPr>
+          <w:rFonts w:ascii="Times New Roman" w:hAnsi="Times New Roman" w:cs="Times New Roman"/>
+          <w:i/>
+          <w:iCs/>
+          <w:sz w:val="24"/>
+          <w:szCs w:val="24"/>
+        </w:rPr>
+        <w:t>sensus</w:t>
+      </w:r>
+      <w:proofErr w:type="spellEnd"/>
+      <w:r>
+        <w:rPr>
+          <w:rFonts w:ascii="Times New Roman" w:hAnsi="Times New Roman" w:cs="Times New Roman"/>
+          <w:sz w:val="24"/>
+          <w:szCs w:val="24"/>
+          <w:lang w:val="ru-RU"/>
+        </w:rPr>
+        <w:t xml:space="preserve">, а с помощью умозрения в духе Парменида Платона </w:t>
+      </w:r>
+      <w:proofErr w:type="spellStart"/>
+      <w:r>
+        <w:rPr>
+          <w:rFonts w:ascii="Times New Roman" w:hAnsi="Times New Roman" w:cs="Times New Roman"/>
+          <w:sz w:val="24"/>
+          <w:szCs w:val="24"/>
+          <w:lang w:val="ru-RU"/>
+        </w:rPr>
+        <w:t>итп</w:t>
+      </w:r>
+      <w:proofErr w:type="spellEnd"/>
+      <w:r>
+        <w:rPr>
+          <w:rFonts w:ascii="Times New Roman" w:hAnsi="Times New Roman" w:cs="Times New Roman"/>
+          <w:sz w:val="24"/>
+          <w:szCs w:val="24"/>
+          <w:lang w:val="ru-RU"/>
+        </w:rPr>
+        <w:t>. Объяснение заключается в том, что органы чувств, с помощью которых человек фиксирует стабильность мира, состоят также из конфигурации атомов (</w:t>
+      </w:r>
+      <w:proofErr w:type="spellStart"/>
+      <w:r>
+        <w:rPr>
+          <w:rFonts w:ascii="Times New Roman" w:hAnsi="Times New Roman" w:cs="Times New Roman"/>
+          <w:i/>
+          <w:sz w:val="24"/>
+          <w:szCs w:val="24"/>
+        </w:rPr>
+        <w:t>foedus</w:t>
+      </w:r>
+      <w:proofErr w:type="spellEnd"/>
+      <w:r>
+        <w:rPr>
+          <w:rFonts w:ascii="Times New Roman" w:hAnsi="Times New Roman" w:cs="Times New Roman"/>
+          <w:sz w:val="24"/>
+          <w:szCs w:val="24"/>
+          <w:lang w:val="ru-RU"/>
+        </w:rPr>
+        <w:t xml:space="preserve">, союз, сочетание, комбинация), испытывающих отклонения. Когда речь идёт об акте восприятия, то в модели Эпикура нет разделения на субъект и объект, потому что все это составляет единую конструкцию </w:t>
+      </w:r>
+      <w:proofErr w:type="spellStart"/>
+      <w:r>
+        <w:rPr>
+          <w:rFonts w:ascii="Times New Roman" w:hAnsi="Times New Roman" w:cs="Times New Roman"/>
+          <w:i/>
+          <w:iCs/>
+          <w:sz w:val="24"/>
+          <w:szCs w:val="24"/>
+        </w:rPr>
+        <w:t>foedus</w:t>
+      </w:r>
+      <w:proofErr w:type="spellEnd"/>
+      <w:r>
+        <w:rPr>
+          <w:rFonts w:ascii="Times New Roman" w:hAnsi="Times New Roman" w:cs="Times New Roman"/>
+          <w:sz w:val="24"/>
+          <w:szCs w:val="24"/>
+          <w:lang w:val="ru-RU"/>
+        </w:rPr>
+        <w:t xml:space="preserve">, которая хоть и локально, спонтанно, но связана друг с другом. Аппарат восприятия составляет одно целое с воспринимаемым. Ощущение предсказуемости по факту является спонтанной синхронизацией системы. Вот почему </w:t>
+      </w:r>
+      <w:proofErr w:type="spellStart"/>
+      <w:r>
+        <w:rPr>
+          <w:rFonts w:ascii="Times New Roman" w:hAnsi="Times New Roman" w:cs="Times New Roman"/>
+          <w:i/>
+          <w:iCs/>
+          <w:sz w:val="24"/>
+          <w:szCs w:val="24"/>
+        </w:rPr>
+        <w:t>sensus</w:t>
+      </w:r>
+      <w:proofErr w:type="spellEnd"/>
+      <w:r>
+        <w:rPr>
+          <w:rFonts w:ascii="Times New Roman" w:hAnsi="Times New Roman" w:cs="Times New Roman"/>
+          <w:sz w:val="24"/>
+          <w:szCs w:val="24"/>
+          <w:lang w:val="ru-RU"/>
+        </w:rPr>
+        <w:t xml:space="preserve"> является мерилом у Эпикура. Ошибки же человек делает не в своих восприятиях, а в суждениях, которые он строит исходя из восприятий.</w:t>
+      </w:r>
+    </w:p>
+    <w:p>
+      <w:pPr>
+        <w:pStyle w:val="Heading2"/>
+        <w:rPr>
+          <w:lang w:val="ru-RU"/>
+        </w:rPr>
+      </w:pPr>
+      <w:r>
+        <w:rPr>
           <w:lang w:val="ru-RU"/>
         </w:rPr>
         <w:t>Проблемы онтологии Эпикура</w:t>
       </w:r>
-      <w:r>
-        <w:rPr>
-          <w:lang w:val="ru-RU"/>
-        </w:rPr>
-        <w:t xml:space="preserve"> Пустота — непременное условие существования атомов и у Эпикура и у стоиков, потому что для отклонения нужно место для этого отклонения. И эта пустота представляет огромную проблему, тянущуюся ещё из Парменида, а именно «парадокса бытия и ничто». Не заявляю ли я, что «ничто есть», когда говорю, что пустота есть, потому что что вообще такое пустота? Для Эпикура между пустотой и ничто есть различие: у ничто вообще нет свойств, тогда как у пустоты есть как минимум одно свойство — пространство, или, иначе, протяженность. Но что имеется в виду под пространством и протяженностью? Основная проблема здесь в том, что происходит подмена одного понятия (пустота) другим, по сути также ничего не значащим (пространство). Ведь совершенно непонятно, что такое пространство. Пространство это конструкция, созданная человеком, интуитивный образ, и оно во многом похоже на пустоту. Оно напоминает некий ящик, контейнер, внутри которого есть тела, и именно такое понимание ложится в эпикурейскую концепцию.</w:t>
-      </w:r>
     </w:p>
-    <w:p/>
+    <w:p>
+      <w:pPr>
+        <w:rPr>
+          <w:rFonts w:ascii="Times New Roman" w:hAnsi="Times New Roman" w:cs="Times New Roman"/>
+          <w:sz w:val="24"/>
+          <w:szCs w:val="24"/>
+          <w:lang w:val="ru-RU"/>
+        </w:rPr>
+      </w:pPr>
+      <w:r>
+        <w:rPr>
+          <w:rFonts w:ascii="Times New Roman" w:hAnsi="Times New Roman" w:cs="Times New Roman"/>
+          <w:sz w:val="24"/>
+          <w:szCs w:val="24"/>
+          <w:lang w:val="ru-RU"/>
+        </w:rPr>
+        <w:t xml:space="preserve">Пустота — непременное условие существования атомов и </w:t>
+      </w:r>
+      <w:r>
+        <w:rPr>
+          <w:rFonts w:ascii="Times New Roman" w:hAnsi="Times New Roman" w:cs="Times New Roman"/>
+          <w:sz w:val="24"/>
+          <w:szCs w:val="24"/>
+          <w:lang w:val="ru-RU"/>
+        </w:rPr>
+        <w:t>у Эпикура,</w:t>
+      </w:r>
+      <w:r>
+        <w:rPr>
+          <w:rFonts w:ascii="Times New Roman" w:hAnsi="Times New Roman" w:cs="Times New Roman"/>
+          <w:sz w:val="24"/>
+          <w:szCs w:val="24"/>
+          <w:lang w:val="ru-RU"/>
+        </w:rPr>
+        <w:t xml:space="preserve"> и у стоиков, потому что для отклонения нужно место для этого отклонения. И эта пустота представляет огромную проблему, тянущуюся ещё из Парменида, а именно «парадокса бытия и ничто». Не заявляю ли я, что «ничто есть», когда говорю, что пустота есть, потому что что вообще такое пустота? Для Эпикура между пустотой и ничто есть различие: у ничто вообще нет свойств, тогда как у пустоты есть как минимум одно свойство — пространство, или, иначе, протяженность. Но что имеется в виду под пространством и протяженностью? Основная проблема здесь в том, что происходит подмена одного понятия (пустота) другим, </w:t>
+      </w:r>
+      <w:r>
+        <w:rPr>
+          <w:rFonts w:ascii="Times New Roman" w:hAnsi="Times New Roman" w:cs="Times New Roman"/>
+          <w:sz w:val="24"/>
+          <w:szCs w:val="24"/>
+          <w:lang w:val="ru-RU"/>
+        </w:rPr>
+        <w:t>по сути,</w:t>
+      </w:r>
+      <w:r>
+        <w:rPr>
+          <w:rFonts w:ascii="Times New Roman" w:hAnsi="Times New Roman" w:cs="Times New Roman"/>
+          <w:sz w:val="24"/>
+          <w:szCs w:val="24"/>
+          <w:lang w:val="ru-RU"/>
+        </w:rPr>
+        <w:t xml:space="preserve"> также ничего не значащим (пространство). Ведь совершенно непонятно, что такое пространство. </w:t>
+      </w:r>
+      <w:r>
+        <w:rPr>
+          <w:rFonts w:ascii="Times New Roman" w:hAnsi="Times New Roman" w:cs="Times New Roman"/>
+          <w:sz w:val="24"/>
+          <w:szCs w:val="24"/>
+          <w:lang w:val="ru-RU"/>
+        </w:rPr>
+        <w:t>Пространство — это</w:t>
+      </w:r>
+      <w:r>
+        <w:rPr>
+          <w:rFonts w:ascii="Times New Roman" w:hAnsi="Times New Roman" w:cs="Times New Roman"/>
+          <w:sz w:val="24"/>
+          <w:szCs w:val="24"/>
+          <w:lang w:val="ru-RU"/>
+        </w:rPr>
+        <w:t xml:space="preserve"> конструкция, созданная человеком, </w:t>
+      </w:r>
+      <w:r>
+        <w:rPr>
+          <w:rFonts w:ascii="Times New Roman" w:hAnsi="Times New Roman" w:cs="Times New Roman"/>
+          <w:sz w:val="24"/>
+          <w:szCs w:val="24"/>
+          <w:lang w:val="ru-RU"/>
+        </w:rPr>
+        <w:lastRenderedPageBreak/>
+        <w:t>интуитивный образ, и оно во многом похоже на пустоту. Оно напоминает некий ящик, контейнер, внутри которого есть тела, и именно такое понимание ложится в эпикурейскую концепцию.</w:t>
+      </w:r>
+    </w:p>
     <w:sectPr>
       <w:pgSz w:w="12240" w:h="15840"/>
       <w:pgMar w:top="1440" w:right="1440" w:bottom="1440" w:left="1440" w:header="720" w:footer="720" w:gutter="0"/>
@@ -1446,6 +2253,27 @@
     <w:qFormat/>
     <w:rsid w:val="00805BCE"/>
   </w:style>
+  <w:style w:type="paragraph" w:styleId="Heading1">
+    <w:name w:val="heading 1"/>
+    <w:basedOn w:val="Normal"/>
+    <w:next w:val="Normal"/>
+    <w:link w:val="Heading1Char"/>
+    <w:uiPriority w:val="9"/>
+    <w:qFormat/>
+    <w:rsid w:val="00A45EC2"/>
+    <w:pPr>
+      <w:keepNext/>
+      <w:keepLines/>
+      <w:spacing w:before="240" w:after="0"/>
+      <w:outlineLvl w:val="0"/>
+    </w:pPr>
+    <w:rPr>
+      <w:rFonts w:asciiTheme="majorHAnsi" w:eastAsiaTheme="majorEastAsia" w:hAnsiTheme="majorHAnsi" w:cstheme="majorBidi"/>
+      <w:color w:val="365F91" w:themeColor="accent1" w:themeShade="BF"/>
+      <w:sz w:val="32"/>
+      <w:szCs w:val="32"/>
+    </w:rPr>
+  </w:style>
   <w:style w:type="paragraph" w:styleId="Heading2">
     <w:name w:val="heading 2"/>
     <w:basedOn w:val="Normal"/>
@@ -1512,6 +2340,50 @@
     <w:uiPriority w:val="99"/>
     <w:semiHidden/>
     <w:unhideWhenUsed/>
+  </w:style>
+  <w:style w:type="character" w:customStyle="1" w:styleId="Heading1Char">
+    <w:name w:val="Heading 1 Char"/>
+    <w:basedOn w:val="DefaultParagraphFont"/>
+    <w:link w:val="Heading1"/>
+    <w:uiPriority w:val="9"/>
+    <w:rsid w:val="00A45EC2"/>
+    <w:rPr>
+      <w:rFonts w:asciiTheme="majorHAnsi" w:eastAsiaTheme="majorEastAsia" w:hAnsiTheme="majorHAnsi" w:cstheme="majorBidi"/>
+      <w:color w:val="365F91" w:themeColor="accent1" w:themeShade="BF"/>
+      <w:sz w:val="32"/>
+      <w:szCs w:val="32"/>
+    </w:rPr>
+  </w:style>
+  <w:style w:type="paragraph" w:styleId="Quote">
+    <w:name w:val="Quote"/>
+    <w:basedOn w:val="Normal"/>
+    <w:next w:val="Normal"/>
+    <w:link w:val="QuoteChar"/>
+    <w:uiPriority w:val="29"/>
+    <w:qFormat/>
+    <w:rsid w:val="007761F8"/>
+    <w:pPr>
+      <w:spacing w:before="200"/>
+      <w:ind w:left="864" w:right="864"/>
+      <w:jc w:val="center"/>
+    </w:pPr>
+    <w:rPr>
+      <w:i/>
+      <w:iCs/>
+      <w:color w:val="404040" w:themeColor="text1" w:themeTint="BF"/>
+    </w:rPr>
+  </w:style>
+  <w:style w:type="character" w:customStyle="1" w:styleId="QuoteChar">
+    <w:name w:val="Quote Char"/>
+    <w:basedOn w:val="DefaultParagraphFont"/>
+    <w:link w:val="Quote"/>
+    <w:uiPriority w:val="29"/>
+    <w:rsid w:val="007761F8"/>
+    <w:rPr>
+      <w:i/>
+      <w:iCs/>
+      <w:color w:val="404040" w:themeColor="text1" w:themeTint="BF"/>
+    </w:rPr>
   </w:style>
 </w:styles>
 </file>

--- a/public/lesson-22.docx
+++ b/public/lesson-22.docx
@@ -4,35 +4,100 @@
   <w:body>
     <w:p>
       <w:pPr>
-        <w:pStyle w:val="Heading2"/>
-        <w:rPr>
-          <w:lang w:val="ru-RU"/>
-        </w:rPr>
-      </w:pPr>
-      <w:r>
-        <w:rPr>
-          <w:lang w:val="ru-RU"/>
-        </w:rPr>
-        <w:t>Проблемы эпикурейцев</w:t>
+        <w:rPr>
+          <w:lang w:val="ru-RU"/>
+        </w:rPr>
+      </w:pPr>
+      <w:r>
+        <w:rPr>
+          <w:lang w:val="ru-RU"/>
+        </w:rPr>
+        <w:t xml:space="preserve">#124. Первый тезис «Тетрафармакона» («Богов бояться не надо») устраняет не сам страх (фобос), а именно суеверный ужас (деисидаимония) перед неотвратимостью и безысходностью строгого космического порядка: паренклисис / clinamen в эпикурейской философии, спонтанное отклонение атомов освобождает человека от страха перед Судьбой / Жребием (Эймармене) или «богами» (или «Богом-Творцом», или «законами физики») – от неотвратимого, единственного «сценария», реализуемого в упорядоченном мироздании; но это освобождение влечёт проблему фундаментального риска: вселенная становится игрой без жёстких правил и вызывает новую форму страха – перед хаосом, непредсказуемостью существования; </w:t>
       </w:r>
     </w:p>
     <w:p>
       <w:pPr>
-        <w:pStyle w:val="Heading3"/>
-        <w:rPr>
-          <w:lang w:val="ru-RU"/>
-        </w:rPr>
-      </w:pPr>
-      <w:r>
-        <w:rPr>
-          <w:lang w:val="ru-RU"/>
-        </w:rPr>
-        <w:t>Проблемы с достижением блага</w:t>
+        <w:rPr>
+          <w:lang w:val="ru-RU"/>
+        </w:rPr>
+      </w:pPr>
+      <w:r>
+        <w:rPr>
+          <w:lang w:val="ru-RU"/>
+        </w:rPr>
+        <w:t>#125. Эпикурейская этика фактически выходит за рамки античного идеала достижения Блага (Агатхон) и предвосхищает новоевропейский романтизм: вместо умиротворённой гармонии с Космосом возникает пафос освобождённой личности, принимающей хаотическое мироздание как источник глубоких, подчас мучительных, но интенсивных переживаний, где ценится жажда бесконечного, нетерпимость к завершённым формам, а не счастье (эвдаймония) и безмятежность (атараксия);</w:t>
       </w:r>
     </w:p>
     <w:p>
       <w:pPr>
         <w:rPr>
+          <w:lang w:val="ru-RU"/>
+        </w:rPr>
+      </w:pPr>
+      <w:r>
+        <w:rPr>
+          <w:lang w:val="ru-RU"/>
+        </w:rPr>
+        <w:t>#126. Второй тезис «Тетрафармакона» («Смерти бояться не надо») содержит экзистенциальный парадокс; этот тезис основан на различении двух ракурсов: «смерть» – это то, что можно созерцать «от третьего лица», с позиции внешнего наблюдателя, а в сознательном опыте «от первого лица» моё сознание и «смерть» никогда не пересекаются; однако если я не могу зафиксировать момент собственной гибели в опыте сознания, то его физический распад должен ощущаться «от первого лица» как бесконечная агония;</w:t>
+      </w:r>
+    </w:p>
+    <w:p>
+      <w:pPr>
+        <w:rPr>
+          <w:lang w:val="ru-RU"/>
+        </w:rPr>
+      </w:pPr>
+      <w:r>
+        <w:rPr>
+          <w:lang w:val="ru-RU"/>
+        </w:rPr>
+        <w:t>#127. В эпикурейской онтологии («физике») ключевую роль играет доверие чувственному опыту (sensus): аппарат восприятия трактуется как комбинация / сочетание (foedus) атомов, которое образует с воспринимаемым объектом единую конфигурацию, – через двойники, образы (эйдолон / simulacra), отделяемые от объекта и направляемые к органу восприятия; благодаря согласованности внутри единой конфигурации преодолевается кажущийся хаос бесчисленных отклонений (паренклисис / clinamen), и мир в чувственном опыте выглядит упорядоченным и предсказуемым;</w:t>
+      </w:r>
+    </w:p>
+    <w:p>
+      <w:pPr>
+        <w:rPr>
+          <w:lang w:val="ru-RU"/>
+        </w:rPr>
+      </w:pPr>
+      <w:r>
+        <w:rPr>
+          <w:lang w:val="ru-RU"/>
+        </w:rPr>
+        <w:t>#128. Главная проблема эпикурейской атомистики – понятие Пустоты (Кенон / Inane), которое составляет необходимое условие для движения атомов: оно вступает в логический конфликт с фундаментальным онтологическим принципом «Небытия (Ничто) нет» (Парменид); попытка представить Пустоту как особую сущность, которая в отличии от Ничто обладает протяжённостью, пространственной характеристикой, ведёт к вопросу: что есть само «пространство»? можно ли его вслед за эпикурейцами понимать как среду / объём / «пустой контейнер» для движения тел? – однако сегодня мы знаем, что третье измерение», придающее пространству «объём», является воображаемой конструкцией человеческого мозга – результатом обработки внешних сигналов, а следовательно, нет прямой связи между объёмом / пустотой и пространством.</w:t>
+      </w:r>
+    </w:p>
+    <w:p>
+      <w:pPr>
+        <w:pStyle w:val="Heading2"/>
+        <w:rPr>
+          <w:lang w:val="ru-RU"/>
+        </w:rPr>
+      </w:pPr>
+      <w:r>
+        <w:rPr>
+          <w:lang w:val="ru-RU"/>
+        </w:rPr>
+        <w:t>Проблемы эпикурейцев</w:t>
+      </w:r>
+    </w:p>
+    <w:p>
+      <w:pPr>
+        <w:pStyle w:val="Heading3"/>
+        <w:rPr>
+          <w:lang w:val="ru-RU"/>
+        </w:rPr>
+      </w:pPr>
+      <w:r>
+        <w:rPr>
+          <w:lang w:val="ru-RU"/>
+        </w:rPr>
+        <w:t>Проблемы с достижением блага</w:t>
+      </w:r>
+    </w:p>
+    <w:p>
+      <w:pPr>
+        <w:rPr>
           <w:rFonts w:ascii="Times New Roman" w:hAnsi="Times New Roman" w:cs="Times New Roman"/>
           <w:sz w:val="24"/>
           <w:szCs w:val="24"/>
@@ -57,45 +122,14 @@
         </w:rPr>
         <w:t xml:space="preserve"> </w:t>
       </w:r>
-      <w:proofErr w:type="spellStart"/>
-      <w:r>
-        <w:rPr>
-          <w:rFonts w:ascii="Times New Roman" w:hAnsi="Times New Roman" w:cs="Times New Roman"/>
-          <w:sz w:val="24"/>
-          <w:szCs w:val="24"/>
-          <w:lang w:val="ru-RU"/>
-        </w:rPr>
-        <w:t>δεισιδ</w:t>
-      </w:r>
-      <w:proofErr w:type="spellEnd"/>
-      <w:r>
-        <w:rPr>
-          <w:rFonts w:ascii="Times New Roman" w:hAnsi="Times New Roman" w:cs="Times New Roman"/>
-          <w:sz w:val="24"/>
-          <w:szCs w:val="24"/>
-          <w:lang w:val="ru-RU"/>
-        </w:rPr>
-        <w:t>α</w:t>
-      </w:r>
-      <w:proofErr w:type="spellStart"/>
-      <w:r>
-        <w:rPr>
-          <w:rFonts w:ascii="Times New Roman" w:hAnsi="Times New Roman" w:cs="Times New Roman"/>
-          <w:sz w:val="24"/>
-          <w:szCs w:val="24"/>
-          <w:lang w:val="ru-RU"/>
-        </w:rPr>
-        <w:t>ιμονί</w:t>
-      </w:r>
-      <w:proofErr w:type="spellEnd"/>
-      <w:r>
-        <w:rPr>
-          <w:rFonts w:ascii="Times New Roman" w:hAnsi="Times New Roman" w:cs="Times New Roman"/>
-          <w:sz w:val="24"/>
-          <w:szCs w:val="24"/>
-          <w:lang w:val="ru-RU"/>
-        </w:rPr>
-        <w:t>α</w:t>
+      <w:r>
+        <w:rPr>
+          <w:rFonts w:ascii="Times New Roman" w:hAnsi="Times New Roman" w:cs="Times New Roman"/>
+          <w:sz w:val="24"/>
+          <w:szCs w:val="24"/>
+          <w:lang w:val="ru-RU"/>
+        </w:rPr>
+        <w:t>δεισιδαιμονία</w:t>
       </w:r>
       <w:r>
         <w:rPr>
@@ -115,7 +149,6 @@
         </w:rPr>
         <w:t>[</w:t>
       </w:r>
-      <w:proofErr w:type="spellStart"/>
       <w:r>
         <w:rPr>
           <w:rFonts w:ascii="Times New Roman" w:hAnsi="Times New Roman" w:cs="Times New Roman"/>
@@ -127,7 +160,6 @@
         </w:rPr>
         <w:t>дейсидаимония</w:t>
       </w:r>
-      <w:proofErr w:type="spellEnd"/>
       <w:r>
         <w:rPr>
           <w:rFonts w:ascii="Times New Roman" w:hAnsi="Times New Roman" w:cs="Times New Roman"/>
@@ -148,7 +180,6 @@
         </w:rPr>
         <w:t xml:space="preserve"> (благоговейный трепет) для обозначения чувства безысходности. Именно в это состояние вводят нас боги из первого тезиса </w:t>
       </w:r>
-      <w:proofErr w:type="spellStart"/>
       <w:r>
         <w:rPr>
           <w:rFonts w:ascii="Times New Roman" w:hAnsi="Times New Roman" w:cs="Times New Roman"/>
@@ -182,7 +213,6 @@
         </w:rPr>
         <w:t>кона</w:t>
       </w:r>
-      <w:proofErr w:type="spellEnd"/>
       <w:r>
         <w:rPr>
           <w:rFonts w:ascii="Times New Roman" w:hAnsi="Times New Roman" w:cs="Times New Roman"/>
@@ -228,9 +258,9 @@
           <w:szCs w:val="24"/>
           <w:lang w:val="ru-RU"/>
         </w:rPr>
+        <w:lastRenderedPageBreak/>
         <w:t xml:space="preserve">Первый тезис </w:t>
       </w:r>
-      <w:proofErr w:type="spellStart"/>
       <w:r>
         <w:rPr>
           <w:rFonts w:ascii="Times New Roman" w:hAnsi="Times New Roman" w:cs="Times New Roman"/>
@@ -242,7 +272,6 @@
         </w:rPr>
         <w:t>тетрафакмакона</w:t>
       </w:r>
-      <w:proofErr w:type="spellEnd"/>
       <w:r>
         <w:rPr>
           <w:rFonts w:ascii="Times New Roman" w:hAnsi="Times New Roman" w:cs="Times New Roman"/>
@@ -252,7 +281,6 @@
         </w:rPr>
         <w:t xml:space="preserve"> помогает избавиться только от </w:t>
       </w:r>
-      <w:proofErr w:type="spellStart"/>
       <w:r>
         <w:rPr>
           <w:rFonts w:ascii="Times New Roman" w:hAnsi="Times New Roman" w:cs="Times New Roman"/>
@@ -263,7 +291,6 @@
         </w:rPr>
         <w:t>дейсидаймонии</w:t>
       </w:r>
-      <w:proofErr w:type="spellEnd"/>
       <w:r>
         <w:rPr>
           <w:rFonts w:ascii="Times New Roman" w:hAnsi="Times New Roman" w:cs="Times New Roman"/>
@@ -273,7 +300,6 @@
         </w:rPr>
         <w:t xml:space="preserve">, но от </w:t>
       </w:r>
-      <w:proofErr w:type="spellStart"/>
       <w:r>
         <w:rPr>
           <w:rFonts w:ascii="Times New Roman" w:hAnsi="Times New Roman" w:cs="Times New Roman"/>
@@ -284,7 +310,6 @@
         </w:rPr>
         <w:t>фобоса</w:t>
       </w:r>
-      <w:proofErr w:type="spellEnd"/>
       <w:r>
         <w:rPr>
           <w:rFonts w:ascii="Times New Roman" w:hAnsi="Times New Roman" w:cs="Times New Roman"/>
@@ -302,29 +327,7 @@
           <w:szCs w:val="24"/>
           <w:lang w:val="ru-RU"/>
         </w:rPr>
-        <w:t xml:space="preserve">В любой системе, в которой введен </w:t>
-      </w:r>
-      <w:proofErr w:type="spellStart"/>
-      <w:r>
-        <w:rPr>
-          <w:rFonts w:ascii="Times New Roman" w:hAnsi="Times New Roman" w:cs="Times New Roman"/>
-          <w:i/>
-          <w:sz w:val="24"/>
-          <w:szCs w:val="24"/>
-          <w:lang w:val="ru-RU"/>
-        </w:rPr>
-        <w:t>паренклесис</w:t>
-      </w:r>
-      <w:proofErr w:type="spellEnd"/>
-      <w:r>
-        <w:rPr>
-          <w:rFonts w:ascii="Times New Roman" w:hAnsi="Times New Roman" w:cs="Times New Roman"/>
-          <w:i/>
-          <w:sz w:val="24"/>
-          <w:szCs w:val="24"/>
-          <w:lang w:val="ru-RU"/>
-        </w:rPr>
-        <w:t>, возможен подобный риск</w:t>
+        <w:t>В любой системе, в которой введен паренклесис, возможен подобный риск</w:t>
       </w:r>
       <w:r>
         <w:rPr>
@@ -359,77 +362,7 @@
         <w:rPr>
           <w:lang w:val="ru-RU"/>
         </w:rPr>
-        <w:t xml:space="preserve">То страдание, от которого античный человек отказывается в пользу </w:t>
-      </w:r>
-      <w:proofErr w:type="spellStart"/>
-      <w:r>
-        <w:rPr>
-          <w:lang w:val="ru-RU"/>
-        </w:rPr>
-        <w:t>эвдеймонии</w:t>
-      </w:r>
-      <w:proofErr w:type="spellEnd"/>
-      <w:r>
-        <w:rPr>
-          <w:lang w:val="ru-RU"/>
-        </w:rPr>
-        <w:t xml:space="preserve">, атараксии, апатии и </w:t>
-      </w:r>
-      <w:proofErr w:type="spellStart"/>
-      <w:r>
-        <w:rPr>
-          <w:lang w:val="ru-RU"/>
-        </w:rPr>
-        <w:t>тп</w:t>
-      </w:r>
-      <w:proofErr w:type="spellEnd"/>
-      <w:r>
-        <w:rPr>
-          <w:lang w:val="ru-RU"/>
-        </w:rPr>
-        <w:t xml:space="preserve">, теперь является целью, а значение имеет лишь интенсивность страдания. Чем выше интенсивность, тем лучше, страдание не должно прекратиться никогда, и именно в этом заключается пари Фауста с Мефистофелем: какое бы состояние Фауст не переживал, ему не будет этого достаточно. В этом вся суть романтического субъекта. Для сравнения, в христианстве человек принимает страдания для блага будущей жизни, для спасения. В романтизме человек в принципе отказывается от спасения, бросая вызов мирозданию. Итого, раз модель Эпикура не устраняет </w:t>
-      </w:r>
-      <w:proofErr w:type="spellStart"/>
-      <w:r>
-        <w:rPr>
-          <w:lang w:val="ru-RU"/>
-        </w:rPr>
-        <w:t>фобос</w:t>
-      </w:r>
-      <w:proofErr w:type="spellEnd"/>
-      <w:r>
-        <w:rPr>
-          <w:lang w:val="ru-RU"/>
-        </w:rPr>
-        <w:t xml:space="preserve">, значит первый тезис </w:t>
-      </w:r>
-      <w:proofErr w:type="spellStart"/>
-      <w:r>
-        <w:rPr>
-          <w:lang w:val="ru-RU"/>
-        </w:rPr>
-        <w:t>тетрафармакона</w:t>
-      </w:r>
-      <w:proofErr w:type="spellEnd"/>
-      <w:r>
-        <w:rPr>
-          <w:lang w:val="ru-RU"/>
-        </w:rPr>
-        <w:t xml:space="preserve"> не позволяет добиться атараксии, а значит не приводит к нужной цели. Вообще, античность в этом плане </w:t>
-      </w:r>
-      <w:proofErr w:type="spellStart"/>
-      <w:r>
-        <w:rPr>
-          <w:lang w:val="ru-RU"/>
-        </w:rPr>
-        <w:t>дихотомична</w:t>
-      </w:r>
-      <w:proofErr w:type="spellEnd"/>
-      <w:r>
-        <w:rPr>
-          <w:lang w:val="ru-RU"/>
-        </w:rPr>
-        <w:t>: благо</w:t>
+        <w:t>То страдание, от которого античный человек отказывается в пользу эвдеймонии, атараксии, апатии и тп, теперь является целью, а значение имеет лишь интенсивность страдания. Чем выше интенсивность, тем лучше, страдание не должно прекратиться никогда, и именно в этом заключается пари Фауста с Мефистофелем: какое бы состояние Фауст не переживал, ему не будет этого достаточно. В этом вся суть романтического субъекта. Для сравнения, в христианстве человек принимает страдания для блага будущей жизни, для спасения. В романтизме человек в принципе отказывается от спасения, бросая вызов мирозданию. Итого, раз модель Эпикура не устраняет фобос, значит первый тезис тетрафармакона не позволяет добиться атараксии, а значит не приводит к нужной цели. Вообще, античность в этом плане дихотомична: благо</w:t>
       </w:r>
       <w:r>
         <w:rPr>
@@ -441,21 +374,7 @@
         <w:rPr>
           <w:lang w:val="ru-RU"/>
         </w:rPr>
-        <w:t xml:space="preserve"> это когда мне хорошо. Для нее нет никакого «страдания ради будущего блага» и </w:t>
-      </w:r>
-      <w:proofErr w:type="spellStart"/>
-      <w:r>
-        <w:rPr>
-          <w:lang w:val="ru-RU"/>
-        </w:rPr>
-        <w:t>тп</w:t>
-      </w:r>
-      <w:proofErr w:type="spellEnd"/>
-      <w:r>
-        <w:rPr>
-          <w:lang w:val="ru-RU"/>
-        </w:rPr>
-        <w:t>. В этом смысле человек модерна испытывает «интерес» к страданиям, нанос</w:t>
+        <w:t xml:space="preserve"> это когда мне хорошо. Для нее нет никакого «страдания ради будущего блага» и тп. В этом смысле человек модерна испытывает «интерес» к страданиям, нанос</w:t>
       </w:r>
       <w:r>
         <w:rPr>
@@ -488,7 +407,6 @@
         </w:rPr>
         <w:t xml:space="preserve">Второй тезис </w:t>
       </w:r>
-      <w:proofErr w:type="spellStart"/>
       <w:r>
         <w:rPr>
           <w:rFonts w:ascii="Times New Roman" w:hAnsi="Times New Roman" w:cs="Times New Roman"/>
@@ -500,7 +418,6 @@
         </w:rPr>
         <w:t>тетрафармакона</w:t>
       </w:r>
-      <w:proofErr w:type="spellEnd"/>
       <w:r>
         <w:rPr>
           <w:rFonts w:ascii="Times New Roman" w:hAnsi="Times New Roman" w:cs="Times New Roman"/>
@@ -583,27 +500,7 @@
           <w:szCs w:val="24"/>
           <w:lang w:val="ru-RU"/>
         </w:rPr>
-        <w:t xml:space="preserve">Допустим, человек выстреливает себе в голову из пистолета. Со стороны внешнего наблюдателя констатируется смерть, но что происходит с самоубийцей с его точки зрения? Если встреча со смертью от первого лица невозможна, когда умирание растянется на вечность, ведь личный опыт не может прекратиться технически. Вариант с вечным </w:t>
-      </w:r>
-      <w:proofErr w:type="spellStart"/>
-      <w:r>
-        <w:rPr>
-          <w:rFonts w:ascii="Times New Roman" w:hAnsi="Times New Roman" w:cs="Times New Roman"/>
-          <w:sz w:val="24"/>
-          <w:szCs w:val="24"/>
-          <w:lang w:val="ru-RU"/>
-        </w:rPr>
-        <w:t>агонизированием</w:t>
-      </w:r>
-      <w:proofErr w:type="spellEnd"/>
-      <w:r>
-        <w:rPr>
-          <w:rFonts w:ascii="Times New Roman" w:hAnsi="Times New Roman" w:cs="Times New Roman"/>
-          <w:sz w:val="24"/>
-          <w:szCs w:val="24"/>
-          <w:lang w:val="ru-RU"/>
-        </w:rPr>
-        <w:t xml:space="preserve"> можно сравнить с попаданием в ад, а такая вероятность точно не избавляет от страха.</w:t>
+        <w:t>Допустим, человек выстреливает себе в голову из пистолета. Со стороны внешнего наблюдателя констатируется смерть, но что происходит с самоубийцей с его точки зрения? Если встреча со смертью от первого лица невозможна, когда умирание растянется на вечность, ведь личный опыт не может прекратиться технически. Вариант с вечным агонизированием можно сравнить с попаданием в ад, а такая вероятность точно не избавляет от страха.</w:t>
       </w:r>
     </w:p>
     <w:p>
@@ -622,7 +519,6 @@
           <w:szCs w:val="24"/>
           <w:lang w:val="ru-RU"/>
         </w:rPr>
-        <w:lastRenderedPageBreak/>
         <w:t>!</w:t>
       </w:r>
       <w:r>
@@ -634,7 +530,6 @@
         </w:rPr>
         <w:t xml:space="preserve"> </w:t>
       </w:r>
-      <w:proofErr w:type="gramStart"/>
       <w:r>
         <w:rPr>
           <w:rFonts w:ascii="Times New Roman" w:hAnsi="Times New Roman" w:cs="Times New Roman"/>
@@ -651,17 +546,7 @@
           <w:szCs w:val="24"/>
           <w:lang w:val="ru-RU"/>
         </w:rPr>
-        <w:t>ежду</w:t>
-      </w:r>
-      <w:proofErr w:type="gramEnd"/>
-      <w:r>
-        <w:rPr>
-          <w:rFonts w:ascii="Times New Roman" w:hAnsi="Times New Roman" w:cs="Times New Roman"/>
-          <w:sz w:val="24"/>
-          <w:szCs w:val="24"/>
-          <w:lang w:val="ru-RU"/>
-        </w:rPr>
-        <w:t xml:space="preserve"> смертью и обмороком (сном и другими временными явлениями потери сознания) есть принципиальная разница: после обморока человек приходит в сознание и констатирует этот самый обморок, поэтому погружение в обморок не будет вечным, как умирание.</w:t>
+        <w:t>ежду смертью и обмороком (сном и другими временными явлениями потери сознания) есть принципиальная разница: после обморока человек приходит в сознание и констатирует этот самый обморок, поэтому погружение в обморок не будет вечным, как умирание.</w:t>
       </w:r>
     </w:p>
     <w:p>
@@ -770,7 +655,17 @@
           <w:szCs w:val="24"/>
           <w:lang w:val="ru-RU"/>
         </w:rPr>
-        <w:t xml:space="preserve"> уже произошло и сейчас происходит вечная агония, значит худшее уже позади, а в этом есть некое успокоение, впрочем, не </w:t>
+        <w:t xml:space="preserve"> </w:t>
+      </w:r>
+      <w:r>
+        <w:rPr>
+          <w:rFonts w:ascii="Times New Roman" w:hAnsi="Times New Roman" w:cs="Times New Roman"/>
+          <w:sz w:val="24"/>
+          <w:szCs w:val="24"/>
+          <w:lang w:val="ru-RU"/>
+        </w:rPr>
+        <w:lastRenderedPageBreak/>
+        <w:t xml:space="preserve">уже произошло и сейчас происходит вечная агония, значит худшее уже позади, а в этом есть некое успокоение, впрочем, не </w:t>
       </w:r>
       <w:r>
         <w:rPr>
@@ -823,7 +718,6 @@
         </w:rPr>
         <w:t xml:space="preserve">Вся античная этика исходит из того, что чувственно воспринимаемая информация не дает нам истинного понимания того, как устроен мир. Человек модерна может сказать, что организм, созданный для решения проблем эволюции, как раз наоборот «специально» игнорирует многие ненужные для решения своей задачи аспекты мира. В этом смысле Эпикур также непохож на всех остальных мыслителей античности, доверяя </w:t>
       </w:r>
-      <w:proofErr w:type="spellStart"/>
       <w:r>
         <w:rPr>
           <w:rFonts w:ascii="Times New Roman" w:hAnsi="Times New Roman" w:cs="Times New Roman"/>
@@ -834,7 +728,6 @@
         </w:rPr>
         <w:t>sensus</w:t>
       </w:r>
-      <w:proofErr w:type="spellEnd"/>
       <w:r>
         <w:rPr>
           <w:rFonts w:ascii="Times New Roman" w:hAnsi="Times New Roman" w:cs="Times New Roman"/>
@@ -890,7 +783,6 @@
         </w:rPr>
         <w:t xml:space="preserve">), делающие мир непредсказуемым. Кажется, что такая онтология создана как раз не с помощью </w:t>
       </w:r>
-      <w:proofErr w:type="spellStart"/>
       <w:r>
         <w:rPr>
           <w:rFonts w:ascii="Times New Roman" w:hAnsi="Times New Roman" w:cs="Times New Roman"/>
@@ -901,37 +793,15 @@
         </w:rPr>
         <w:t>sensus</w:t>
       </w:r>
-      <w:proofErr w:type="spellEnd"/>
-      <w:r>
-        <w:rPr>
-          <w:rFonts w:ascii="Times New Roman" w:hAnsi="Times New Roman" w:cs="Times New Roman"/>
-          <w:sz w:val="24"/>
-          <w:szCs w:val="24"/>
-          <w:lang w:val="ru-RU"/>
-        </w:rPr>
-        <w:t xml:space="preserve">, а с помощью умозрения в духе Парменида Платона </w:t>
-      </w:r>
-      <w:proofErr w:type="spellStart"/>
-      <w:r>
-        <w:rPr>
-          <w:rFonts w:ascii="Times New Roman" w:hAnsi="Times New Roman" w:cs="Times New Roman"/>
-          <w:sz w:val="24"/>
-          <w:szCs w:val="24"/>
-          <w:lang w:val="ru-RU"/>
-        </w:rPr>
-        <w:t>итп</w:t>
-      </w:r>
-      <w:proofErr w:type="spellEnd"/>
-      <w:r>
-        <w:rPr>
-          <w:rFonts w:ascii="Times New Roman" w:hAnsi="Times New Roman" w:cs="Times New Roman"/>
-          <w:sz w:val="24"/>
-          <w:szCs w:val="24"/>
-          <w:lang w:val="ru-RU"/>
-        </w:rPr>
-        <w:t>. Объяснение заключается в том, что органы чувств, с помощью которых человек фиксирует стабильность мира, состоят также из конфигурации атомов (</w:t>
-      </w:r>
-      <w:proofErr w:type="spellStart"/>
+      <w:r>
+        <w:rPr>
+          <w:rFonts w:ascii="Times New Roman" w:hAnsi="Times New Roman" w:cs="Times New Roman"/>
+          <w:sz w:val="24"/>
+          <w:szCs w:val="24"/>
+          <w:lang w:val="ru-RU"/>
+        </w:rPr>
+        <w:t>, а с помощью умозрения в духе Парменида Платона итп. Объяснение заключается в том, что органы чувств, с помощью которых человек фиксирует стабильность мира, состоят также из конфигурации атомов (</w:t>
+      </w:r>
       <w:r>
         <w:rPr>
           <w:rFonts w:ascii="Times New Roman" w:hAnsi="Times New Roman" w:cs="Times New Roman"/>
@@ -941,7 +811,6 @@
         </w:rPr>
         <w:t>foedus</w:t>
       </w:r>
-      <w:proofErr w:type="spellEnd"/>
       <w:r>
         <w:rPr>
           <w:rFonts w:ascii="Times New Roman" w:hAnsi="Times New Roman" w:cs="Times New Roman"/>
@@ -951,7 +820,6 @@
         </w:rPr>
         <w:t xml:space="preserve">, союз, сочетание, комбинация), испытывающих отклонения. Когда речь идёт об акте восприятия, то в модели Эпикура нет разделения на субъект и объект, потому что все это составляет единую конструкцию </w:t>
       </w:r>
-      <w:proofErr w:type="spellStart"/>
       <w:r>
         <w:rPr>
           <w:rFonts w:ascii="Times New Roman" w:hAnsi="Times New Roman" w:cs="Times New Roman"/>
@@ -962,7 +830,6 @@
         </w:rPr>
         <w:t>foedus</w:t>
       </w:r>
-      <w:proofErr w:type="spellEnd"/>
       <w:r>
         <w:rPr>
           <w:rFonts w:ascii="Times New Roman" w:hAnsi="Times New Roman" w:cs="Times New Roman"/>
@@ -972,7 +839,6 @@
         </w:rPr>
         <w:t xml:space="preserve">, которая хоть и локально, спонтанно, но связана друг с другом. Аппарат восприятия составляет одно целое с воспринимаемым. Ощущение предсказуемости по факту является спонтанной синхронизацией системы. Вот почему </w:t>
       </w:r>
-      <w:proofErr w:type="spellStart"/>
       <w:r>
         <w:rPr>
           <w:rFonts w:ascii="Times New Roman" w:hAnsi="Times New Roman" w:cs="Times New Roman"/>
@@ -983,7 +849,6 @@
         </w:rPr>
         <w:t>sensus</w:t>
       </w:r>
-      <w:proofErr w:type="spellEnd"/>
       <w:r>
         <w:rPr>
           <w:rFonts w:ascii="Times New Roman" w:hAnsi="Times New Roman" w:cs="Times New Roman"/>
@@ -1078,17 +943,7 @@
           <w:szCs w:val="24"/>
           <w:lang w:val="ru-RU"/>
         </w:rPr>
-        <w:t xml:space="preserve"> конструкция, созданная человеком, </w:t>
-      </w:r>
-      <w:r>
-        <w:rPr>
-          <w:rFonts w:ascii="Times New Roman" w:hAnsi="Times New Roman" w:cs="Times New Roman"/>
-          <w:sz w:val="24"/>
-          <w:szCs w:val="24"/>
-          <w:lang w:val="ru-RU"/>
-        </w:rPr>
-        <w:lastRenderedPageBreak/>
-        <w:t>интуитивный образ, и оно во многом похоже на пустоту. Оно напоминает некий ящик, контейнер, внутри которого есть тела, и именно такое понимание ложится в эпикурейскую концепцию.</w:t>
+        <w:t xml:space="preserve"> конструкция, созданная человеком, интуитивный образ, и оно во многом похоже на пустоту. Оно напоминает некий ящик, контейнер, внутри которого есть тела, и именно такое понимание ложится в эпикурейскую концепцию.</w:t>
       </w:r>
     </w:p>
     <w:sectPr>
